--- a/Workload-Distribution-using-CUDA-OpenCL/cuda-opencl-report.docx
+++ b/Workload-Distribution-using-CUDA-OpenCL/cuda-opencl-report.docx
@@ -7964,6 +7964,16 @@
           <w:b/>
           <w:bCs/>
         </w:rPr>
+        <w:t>avg</w:t>
+      </w:r>
+      <w:r>
+        <w:t xml:space="preserve"> </w:t>
+      </w:r>
+      <w:r>
+        <w:rPr>
+          <w:b/>
+          <w:bCs/>
+        </w:rPr>
         <w:t>execution time = 0.</w:t>
       </w:r>
       <w:r>
@@ -8002,6 +8012,16 @@
           <w:b/>
           <w:bCs/>
         </w:rPr>
+        <w:t>avg</w:t>
+      </w:r>
+      <w:r>
+        <w:t xml:space="preserve"> </w:t>
+      </w:r>
+      <w:r>
+        <w:rPr>
+          <w:b/>
+          <w:bCs/>
+        </w:rPr>
         <w:t xml:space="preserve">execution time = </w:t>
       </w:r>
       <w:r>
@@ -8047,6 +8067,20 @@
       </w:r>
       <w:r>
         <w:t xml:space="preserve"> with block size = 512, without using a global barrier and with the global memory model with </w:t>
+      </w:r>
+      <w:r>
+        <w:rPr>
+          <w:b/>
+          <w:bCs/>
+        </w:rPr>
+        <w:t>avg</w:t>
+      </w:r>
+      <w:r>
+        <w:rPr>
+          <w:b/>
+          <w:bCs/>
+        </w:rPr>
+        <w:t xml:space="preserve"> </w:t>
       </w:r>
       <w:r>
         <w:rPr>
@@ -8092,7 +8126,13 @@
         <w:t xml:space="preserve"> </w:t>
       </w:r>
       <w:r>
-        <w:t>was when using shared memory model with block size = 256 with global barrier</w:t>
+        <w:t xml:space="preserve">was when using </w:t>
+      </w:r>
+      <w:r>
+        <w:t xml:space="preserve">Multiple elements per thread, with </w:t>
+      </w:r>
+      <w:r>
+        <w:t>shared memory model with block size = 256 with global barrier</w:t>
       </w:r>
       <w:r>
         <w:t xml:space="preserve"> with </w:t>
@@ -8102,6 +8142,16 @@
           <w:b/>
           <w:bCs/>
         </w:rPr>
+        <w:t>avg</w:t>
+      </w:r>
+      <w:r>
+        <w:t xml:space="preserve"> </w:t>
+      </w:r>
+      <w:r>
+        <w:rPr>
+          <w:b/>
+          <w:bCs/>
+        </w:rPr>
         <w:t xml:space="preserve">execution time = </w:t>
       </w:r>
       <w:r>
@@ -8115,6 +8165,7 @@
     <w:p/>
     <w:p>
       <w:pPr>
+        <w:ind w:firstLine="360"/>
         <w:jc w:val="both"/>
       </w:pPr>
       <w:r>
@@ -8141,12 +8192,64 @@
     </w:p>
     <w:p>
       <w:pPr>
+        <w:ind w:firstLine="720"/>
         <w:jc w:val="both"/>
-        <w:rPr>
-          <w:b/>
-          <w:bCs/>
-        </w:rPr>
-      </w:pPr>
+      </w:pPr>
+      <w:r>
+        <w:t xml:space="preserve">For reference, it is interesting to note that the </w:t>
+      </w:r>
+      <w:r>
+        <w:rPr>
+          <w:b/>
+          <w:bCs/>
+          <w:u w:val="single"/>
+        </w:rPr>
+        <w:t>sequential algorithm</w:t>
+      </w:r>
+      <w:r>
+        <w:t xml:space="preserve"> has an </w:t>
+      </w:r>
+      <w:r>
+        <w:rPr>
+          <w:b/>
+          <w:bCs/>
+        </w:rPr>
+        <w:t xml:space="preserve">avg execution time of </w:t>
+      </w:r>
+      <w:r>
+        <w:rPr>
+          <w:b/>
+          <w:bCs/>
+        </w:rPr>
+        <w:t>0.</w:t>
+      </w:r>
+      <w:r>
+        <w:rPr>
+          <w:b/>
+          <w:bCs/>
+        </w:rPr>
+        <w:t>565095</w:t>
+      </w:r>
+      <w:r>
+        <w:rPr>
+          <w:b/>
+          <w:bCs/>
+        </w:rPr>
+        <w:t xml:space="preserve">. </w:t>
+      </w:r>
+      <w:r>
+        <w:t xml:space="preserve">We can observe the efficiency that parallelism offers in a computational problem like this one. Statistically, OpenMP, which is the slowest of the parallel methods, is about </w:t>
+      </w:r>
+      <w:r>
+        <w:rPr>
+          <w:b/>
+          <w:bCs/>
+        </w:rPr>
+        <w:t>5x faster</w:t>
+      </w:r>
+      <w:r>
+        <w:t xml:space="preserve"> than the sequential algorithm. </w:t>
+      </w:r>
     </w:p>
     <w:sectPr>
       <w:pgSz w:w="11906" w:h="16838"/>
